--- a/teacher-tools/activity-guides/6-2-activity-teacher.docx
+++ b/teacher-tools/activity-guides/6-2-activity-teacher.docx
@@ -46,7 +46,7 @@
           <w:sz w:val="20"/>
           <w:szCs w:val="20"/>
         </w:rPr>
-        <w:t xml:space="preserve">Lesson 6-2 — Evaluate Expressions  ·  6.EE.2c</w:t>
+        <w:t xml:space="preserve">Lesson 6-2 — Evaluate Expressions  ·  6.AT.6c</w:t>
       </w:r>
     </w:p>
     <w:p>
@@ -959,6 +959,36 @@
           <w:szCs w:val="22"/>
         </w:rPr>
         <w:t xml:space="preserve">Hint: There are no parentheses grouping 4 + 5, so multiply 3 × 4 = 12 first, then add 5 to get 17.</w:t>
+      </w:r>
+    </w:p>
+    <w:p>
+      <w:pPr>
+        <w:shd w:fill="0E7C86" w:color="auto" w:val="clear"/>
+        <w:spacing w:after="80" w:before="160"/>
+      </w:pPr>
+      <w:r>
+        <w:rPr>
+          <w:rFonts w:ascii="Calibri" w:cs="Calibri" w:eastAsia="Calibri" w:hAnsi="Calibri"/>
+          <w:b/>
+          <w:bCs/>
+          <w:color w:val="FFFFFF"/>
+          <w:sz w:val="22"/>
+          <w:szCs w:val="22"/>
+        </w:rPr>
+        <w:t xml:space="preserve">Mix 7 · algebra-tiles</w:t>
+      </w:r>
+    </w:p>
+    <w:p>
+      <w:pPr>
+        <w:spacing w:after="120" w:before="0"/>
+      </w:pPr>
+      <w:r>
+        <w:rPr>
+          <w:rFonts w:ascii="Calibri" w:cs="Calibri" w:eastAsia="Calibri" w:hAnsi="Calibri"/>
+          <w:sz w:val="22"/>
+          <w:szCs w:val="22"/>
+        </w:rPr>
+        <w:t xml:space="preserve">Drag 2 x-tiles and 3 unit tiles into the workspace to model 2x + 3. Then check your build: when x = 4, the expression's value is 2(4) + 3.</w:t>
       </w:r>
     </w:p>
     <w:sectPr>
